--- a/Science Books/Evolution/05 - Quantum Biology - Life on the Edge.docx
+++ b/Science Books/Evolution/05 - Quantum Biology - Life on the Edge.docx
@@ -48,50 +48,95 @@
         <w:jc w:val="center"/>
       </w:pPr>
       <w:r>
-        <w:t>Biology looks reassuringly classical.</w:t>
+        <w:t>Biology looks reassuringly ordinary.</w:t>
+      </w:r>
+      <w:r>
         <w:br/>
         <w:br/>
         <w:t>Cells.</w:t>
+      </w:r>
+      <w:r>
         <w:br/>
         <w:br/>
         <w:t>Proteins.</w:t>
+      </w:r>
+      <w:r>
         <w:br/>
         <w:br/>
         <w:t>Membranes.</w:t>
+      </w:r>
+      <w:r>
         <w:br/>
         <w:br/>
         <w:t>DNA.</w:t>
+      </w:r>
+      <w:r>
         <w:br/>
         <w:br/>
         <w:t>Birds.</w:t>
+      </w:r>
+      <w:r>
         <w:br/>
         <w:br/>
         <w:t>Plants.</w:t>
+      </w:r>
+      <w:r>
         <w:br/>
         <w:br/>
         <w:t>Animals.</w:t>
-        <w:br/>
-        <w:br/>
-        <w:t>Everything seems warm, wet, complicated, and far too messy for delicate quantum effects.</w:t>
-        <w:br/>
-        <w:br/>
-        <w:t>Quantum mechanics, meanwhile, sounds like a world of isolated particles, vacuum chambers, lasers, and temperatures close to absolute zero.</w:t>
-        <w:br/>
-        <w:br/>
-        <w:t>So here is the surprising question:</w:t>
-        <w:br/>
-        <w:br/>
+      </w:r>
+      <w:r>
+        <w:br/>
+        <w:br/>
+        <w:t>Everything about life seems warm, wet, and a little messy.</w:t>
+      </w:r>
+      <w:r>
+        <w:br/>
+        <w:br/>
+        <w:t xml:space="preserve">That seems like the last place to find </w:t>
       </w:r>
       <w:r>
         <w:rPr>
           <w:b/>
         </w:rPr>
-        <w:t>What if living organisms have learned to exploit quantum mechanics?</w:t>
-      </w:r>
-      <w:r>
-        <w:br/>
-        <w:br/>
-        <w:t>That is the central adventure of quantum biology.</w:t>
+        <w:t>quantum mechanics</w:t>
+      </w:r>
+      <w:r>
+        <w:t>.</w:t>
+      </w:r>
+      <w:r>
+        <w:br/>
+        <w:br/>
+        <w:t>Quantum mechanics is the rulebook for how atoms behave, often in strange ways.</w:t>
+      </w:r>
+      <w:r>
+        <w:br/>
+        <w:br/>
+        <w:t>Quantum mechanics sounds like something you need a lab for.</w:t>
+      </w:r>
+      <w:r>
+        <w:br/>
+        <w:br/>
+        <w:t>Picture a vacuum chamber, a laser, and equipment chilled colder than outer space.</w:t>
+      </w:r>
+      <w:r>
+        <w:br/>
+        <w:br/>
+        <w:t>So here is the surprising question: could living things actually be using those strange quantum rules to do something useful?</w:t>
+      </w:r>
+      <w:r>
+        <w:br/>
+        <w:br/>
+        <w:t xml:space="preserve">That question is the whole adventure of </w:t>
+      </w:r>
+      <w:r>
+        <w:rPr>
+          <w:b/>
+        </w:rPr>
+        <w:t>quantum biology</w:t>
+      </w:r>
+      <w:r>
+        <w:t>, the young science trying to answer it.</w:t>
       </w:r>
     </w:p>
     <w:p>
@@ -110,22 +155,51 @@
         <w:jc w:val="center"/>
       </w:pPr>
       <w:r>
-        <w:t>Johnjoe McFadden and Jim Al-Khalili's *Life on the Edge* is one of the best-known popular introductions to this possibility.</w:t>
-        <w:br/>
-        <w:br/>
-        <w:t>Their central idea is not that biology is secretly a giant quantum computer.</w:t>
-        <w:br/>
-        <w:br/>
-        <w:t>It is much more interesting.</w:t>
-        <w:br/>
-        <w:br/>
-        <w:t>Some biological processes may depend on genuinely quantum effects that survive long enough, and in the right place, to influence what the organism does.</w:t>
-        <w:br/>
-        <w:br/>
-        <w:t>If that is true, then quantum mechanics is not merely the foundation underneath biology.</w:t>
-        <w:br/>
-        <w:br/>
-        <w:t>It is part of the machinery biology actually uses.</w:t>
+        <w:t>Johnjoe McFadden and Jim Al-Khalili, a molecular biologist and a physicist, ask exactly that question.</w:t>
+      </w:r>
+      <w:r>
+        <w:br/>
+        <w:br/>
+        <w:t xml:space="preserve">Their book, </w:t>
+      </w:r>
+      <w:r>
+        <w:rPr>
+          <w:i/>
+        </w:rPr>
+        <w:t>Life on the Edge</w:t>
+      </w:r>
+      <w:r>
+        <w:t>, is one of the best-known introductions to this idea.</w:t>
+      </w:r>
+      <w:r>
+        <w:br/>
+        <w:br/>
+        <w:t>Their claim is not that a cell is secretly a giant quantum computer.</w:t>
+      </w:r>
+      <w:r>
+        <w:br/>
+        <w:br/>
+        <w:t>It is something more modest and interesting.</w:t>
+      </w:r>
+      <w:r>
+        <w:br/>
+        <w:br/>
+        <w:t>Some biological processes may depend on real quantum effects.</w:t>
+      </w:r>
+      <w:r>
+        <w:br/>
+        <w:br/>
+        <w:t>Those effects only need to survive for a moment, in the right place, to change what the organism does.</w:t>
+      </w:r>
+      <w:r>
+        <w:br/>
+        <w:br/>
+        <w:t>If that is true, quantum mechanics is not just a quiet foundation sitting underneath biology.</w:t>
+      </w:r>
+      <w:r>
+        <w:br/>
+        <w:br/>
+        <w:t>It is part of the machinery biology actually runs on.</w:t>
       </w:r>
     </w:p>
     <w:p>
@@ -144,43 +218,71 @@
         <w:jc w:val="center"/>
       </w:pPr>
       <w:r>
-        <w:t>This is the obvious objection.</w:t>
-        <w:br/>
-        <w:br/>
-        <w:t>Quantum effects are famously delicate.</w:t>
-        <w:br/>
-        <w:br/>
-        <w:t>A laboratory physicist may isolate a quantum system from its environment with extraordinary care.</w:t>
-        <w:br/>
-        <w:br/>
-        <w:t>A cell does the opposite.</w:t>
+        <w:t>Quantum effects are famously fragile.</w:t>
+      </w:r>
+      <w:r>
+        <w:br/>
+        <w:br/>
+        <w:t>A physicist in a lab can isolate a quantum system with extraordinary care, keeping it cold and still.</w:t>
+      </w:r>
+      <w:r>
+        <w:br/>
+        <w:br/>
+        <w:t>A cell does the exact opposite.</w:t>
+      </w:r>
+      <w:r>
         <w:br/>
         <w:br/>
         <w:t>It is warm.</w:t>
+      </w:r>
+      <w:r>
         <w:br/>
         <w:br/>
         <w:t>It is wet.</w:t>
-        <w:br/>
-        <w:br/>
-        <w:t>It contains thousands of molecular collisions every second.</w:t>
+      </w:r>
+      <w:r>
+        <w:br/>
+        <w:br/>
+        <w:t>It is packed with molecules bumping into each other, many times every second.</w:t>
+      </w:r>
+      <w:r>
         <w:br/>
         <w:br/>
         <w:t>Everything is vibrating.</w:t>
-        <w:br/>
-        <w:br/>
-        <w:t>Everything is bumping into everything else.</w:t>
-        <w:br/>
-        <w:br/>
-        <w:t>This process of interaction with the environment can destroy quantum coherence.</w:t>
-        <w:br/>
-        <w:br/>
-        <w:t>So why would evolution ever be able to use quantum mechanics?</w:t>
-        <w:br/>
-        <w:br/>
-        <w:t>The answer is that a quantum effect does not necessarily need to survive everywhere.</w:t>
-        <w:br/>
-        <w:br/>
-        <w:t>It only needs to survive long enough, and in the right place, to affect a biological outcome.</w:t>
+      </w:r>
+      <w:r>
+        <w:br/>
+        <w:br/>
+        <w:t>Everything is jostling everything else.</w:t>
+      </w:r>
+      <w:r>
+        <w:br/>
+        <w:br/>
+        <w:t xml:space="preserve">All that jostling can wreck </w:t>
+      </w:r>
+      <w:r>
+        <w:rPr>
+          <w:b/>
+        </w:rPr>
+        <w:t>quantum coherence</w:t>
+      </w:r>
+      <w:r>
+        <w:t>, the delicate state where a quantum effect stays in sync long enough to matter.</w:t>
+      </w:r>
+      <w:r>
+        <w:br/>
+        <w:br/>
+        <w:t>So why would evolution ever get to use quantum mechanics?</w:t>
+      </w:r>
+      <w:r>
+        <w:br/>
+        <w:br/>
+        <w:t>The answer: a quantum effect does not need to survive everywhere in the cell.</w:t>
+      </w:r>
+      <w:r>
+        <w:br/>
+        <w:br/>
+        <w:t>It only needs to survive for an instant, in the right spot, to matter.</w:t>
       </w:r>
     </w:p>
     <w:p>
@@ -199,34 +301,56 @@
         <w:jc w:val="center"/>
       </w:pPr>
       <w:r>
-        <w:t>Imagine a ball rolling toward a hill.</w:t>
-        <w:br/>
-        <w:br/>
-        <w:t>If it does not have enough energy to get over the hill, classical physics says it stays on this side.</w:t>
-        <w:br/>
-        <w:br/>
-        <w:t>Quantum mechanics adds a bizarre possibility.</w:t>
-        <w:br/>
-        <w:br/>
-        <w:t>A particle can have a nonzero probability of appearing on the other side.</w:t>
-        <w:br/>
-        <w:br/>
-        <w:t xml:space="preserve">It has </w:t>
+        <w:t>Picture a ball rolling toward a hill.</w:t>
+      </w:r>
+      <w:r>
+        <w:br/>
+        <w:br/>
+        <w:t>If the ball does not have enough energy to get over the top, ordinary physics says it stays on this side.</w:t>
+      </w:r>
+      <w:r>
+        <w:br/>
+        <w:br/>
+        <w:t>Quantum mechanics allows a strange loophole.</w:t>
+      </w:r>
+      <w:r>
+        <w:br/>
+        <w:br/>
+        <w:t>A particle can have a small but real chance of appearing on the other side of the hill.</w:t>
+      </w:r>
+      <w:r>
+        <w:br/>
+        <w:br/>
+        <w:t xml:space="preserve">This is called </w:t>
       </w:r>
       <w:r>
         <w:rPr>
           <w:b/>
         </w:rPr>
-        <w:t>tunneled</w:t>
-      </w:r>
-      <w:r>
-        <w:t xml:space="preserve"> through the barrier.</w:t>
-        <w:br/>
-        <w:br/>
-        <w:t>For tiny particles such as electrons and protons, tunneling can be enormously important.</w:t>
-        <w:br/>
-        <w:br/>
-        <w:t>And biological molecules are full of barriers.</w:t>
+        <w:t>quantum tunneling</w:t>
+      </w:r>
+      <w:r>
+        <w:t>.</w:t>
+      </w:r>
+      <w:r>
+        <w:br/>
+        <w:br/>
+        <w:t>It works as though the particle briefly cheats.</w:t>
+      </w:r>
+      <w:r>
+        <w:br/>
+        <w:br/>
+        <w:t>It pops up on the far side of a barrier it never had the energy to climb.</w:t>
+      </w:r>
+      <w:r>
+        <w:br/>
+        <w:br/>
+        <w:t>For tiny particles such as electrons and protons, tunneling can matter enormously.</w:t>
+      </w:r>
+      <w:r>
+        <w:br/>
+        <w:br/>
+        <w:t>And biological molecules are full of these small energy hills.</w:t>
       </w:r>
     </w:p>
     <w:p>
@@ -245,25 +369,42 @@
         <w:jc w:val="center"/>
       </w:pPr>
       <w:r>
-        <w:t>Enzymes make chemical reactions happen dramatically faster.</w:t>
-        <w:br/>
-        <w:br/>
-        <w:t>They are not little mechanical motors pushing atoms around.</w:t>
-        <w:br/>
-        <w:br/>
-        <w:t>They reshape the energy landscape so that chemical reactions become easier.</w:t>
-        <w:br/>
-        <w:br/>
-        <w:t>In some reactions, quantum tunneling can contribute to the movement of protons or electrons through energy barriers.</w:t>
-        <w:br/>
-        <w:br/>
-        <w:t>This is one of the most experimentally grounded areas of quantum biology.</w:t>
-        <w:br/>
-        <w:br/>
-        <w:t>The quantum effect is not necessarily some enormous coherent wave spanning an entire enzyme.</w:t>
-        <w:br/>
-        <w:br/>
-        <w:t>It can be a tiny quantum event occurring at exactly the right molecular location.</w:t>
+        <w:t>Enzymes are the proteins that make chemical reactions in your cells happen dramatically faster.</w:t>
+      </w:r>
+      <w:r>
+        <w:br/>
+        <w:br/>
+        <w:t>They are not tiny mechanical motors pushing atoms around.</w:t>
+      </w:r>
+      <w:r>
+        <w:br/>
+        <w:br/>
+        <w:t>They reshape the surrounding energy landscape, making a hard chemical step much easier.</w:t>
+      </w:r>
+      <w:r>
+        <w:br/>
+        <w:br/>
+        <w:t>In some reactions, quantum tunneling helps move a proton or an electron through an energy barrier.</w:t>
+      </w:r>
+      <w:r>
+        <w:br/>
+        <w:br/>
+        <w:t>Classical physics says that jump should be harder to make.</w:t>
+      </w:r>
+      <w:r>
+        <w:br/>
+        <w:br/>
+        <w:t>This is one of the most solidly tested areas of quantum biology.</w:t>
+      </w:r>
+      <w:r>
+        <w:br/>
+        <w:br/>
+        <w:t>The quantum effect here is not some giant wave spanning the whole enzyme.</w:t>
+      </w:r>
+      <w:r>
+        <w:br/>
+        <w:br/>
+        <w:t>It can be one small quantum event at exactly the right spot.</w:t>
       </w:r>
     </w:p>
     <w:p>
@@ -282,19 +423,32 @@
         <w:jc w:val="center"/>
       </w:pPr>
       <w:r>
-        <w:t>Protons are relatively heavy compared with electrons, so their tunneling probabilities are generally smaller.</w:t>
-        <w:br/>
-        <w:br/>
-        <w:t>But biological reactions can be exquisitely sensitive to proton transfer.</w:t>
-        <w:br/>
-        <w:br/>
-        <w:t>If a proton can tunnel through a barrier rather than climb over it classically, the reaction rate can change.</w:t>
-        <w:br/>
-        <w:br/>
-        <w:t>That can matter enormously to an enzyme.</w:t>
-        <w:br/>
-        <w:br/>
-        <w:t>A tiny quantum correction at the molecular level can become a large biological effect at the level of metabolism.</w:t>
+        <w:t>Protons are heavier than electrons, so on their own they tunnel less easily.</w:t>
+      </w:r>
+      <w:r>
+        <w:br/>
+        <w:br/>
+        <w:t>But biological reactions can be extremely sensitive to when and how a proton moves.</w:t>
+      </w:r>
+      <w:r>
+        <w:br/>
+        <w:br/>
+        <w:t>If a proton can tunnel through a barrier instead of climbing over it, that changes how fast the reaction runs.</w:t>
+      </w:r>
+      <w:r>
+        <w:br/>
+        <w:br/>
+        <w:t>That change can matter enormously to an enzyme trying to do its job.</w:t>
+      </w:r>
+      <w:r>
+        <w:br/>
+        <w:br/>
+        <w:t>A tiny quantum shortcut at the molecular level can turn into a large effect on your whole metabolism.</w:t>
+      </w:r>
+      <w:r>
+        <w:br/>
+        <w:br/>
+        <w:t>Metabolism is just the sum of all the chemical reactions keeping you alive.</w:t>
       </w:r>
     </w:p>
     <w:p>
@@ -313,25 +467,47 @@
         <w:jc w:val="center"/>
       </w:pPr>
       <w:r>
-        <w:t>DNA copying is remarkably accurate.</w:t>
-        <w:br/>
-        <w:br/>
-        <w:t>It has to be.</w:t>
-        <w:br/>
-        <w:br/>
-        <w:t>Yet mutations happen.</w:t>
-        <w:br/>
-        <w:br/>
-        <w:t>One proposed contribution involves quantum tunneling of protons within DNA base pairs.</w:t>
-        <w:br/>
-        <w:br/>
-        <w:t>A proton can, in principle, occupy an alternative position through tunneling.</w:t>
-        <w:br/>
-        <w:br/>
-        <w:t>If the molecular configuration is then copied before it returns to its usual arrangement, the altered pairing can contribute to a mutation.</w:t>
-        <w:br/>
-        <w:br/>
-        <w:t>This is an intriguing mechanism, but we should keep the scientific status clear: quantum tunneling in biological chemistry is well established, while the extent to which it directly drives biologically important mutation rates remains an active area of research.</w:t>
+        <w:t>Copying DNA is remarkably accurate.</w:t>
+      </w:r>
+      <w:r>
+        <w:br/>
+        <w:br/>
+        <w:t>Yet mutations happen anyway.</w:t>
+      </w:r>
+      <w:r>
+        <w:br/>
+        <w:br/>
+        <w:t>One proposed reason involves quantum tunneling of protons sitting inside DNA's base pairs, the rungs of its famous double-helix ladder.</w:t>
+      </w:r>
+      <w:r>
+        <w:br/>
+        <w:br/>
+        <w:t>A proton can, in principle, tunnel into a slightly different position for a moment.</w:t>
+      </w:r>
+      <w:r>
+        <w:br/>
+        <w:br/>
+        <w:t>If that altered arrangement gets copied before the proton tunnels back, the mismatch can turn into a mutation.</w:t>
+      </w:r>
+      <w:r>
+        <w:br/>
+        <w:br/>
+        <w:t>This is an intriguing idea.</w:t>
+      </w:r>
+      <w:r>
+        <w:br/>
+        <w:br/>
+        <w:t>But let's be honest about where the evidence stands.</w:t>
+      </w:r>
+      <w:r>
+        <w:br/>
+        <w:br/>
+        <w:t>Quantum tunneling in chemistry is on very solid ground.</w:t>
+      </w:r>
+      <w:r>
+        <w:br/>
+        <w:br/>
+        <w:t>How much it drives mutation rates in living cells is still an open research question.</w:t>
       </w:r>
     </w:p>
     <w:p>
@@ -351,30 +527,46 @@
       </w:pPr>
       <w:r>
         <w:t>Plants have solved an astonishing engineering problem.</w:t>
+      </w:r>
+      <w:r>
         <w:br/>
         <w:br/>
         <w:t>They capture sunlight.</w:t>
-        <w:br/>
-        <w:br/>
-        <w:t>They transfer energy through molecular structures.</w:t>
-        <w:br/>
-        <w:br/>
-        <w:t>They eventually use that energy to drive chemistry.</w:t>
-        <w:br/>
-        <w:br/>
-        <w:t>And some of the intermediate processes can involve quantum coherence and quantum dynamics.</w:t>
-        <w:br/>
-        <w:br/>
-        <w:t>The key point is not that a leaf is sitting there calculating a quantum algorithm.</w:t>
-        <w:br/>
-        <w:br/>
-        <w:t>It is that quantum mechanical interactions can influence how efficiently excitation energy moves through a photosynthetic complex.</w:t>
-        <w:br/>
-        <w:br/>
-        <w:t>Nature does not need to understand quantum mechanics.</w:t>
-        <w:br/>
-        <w:br/>
-        <w:t>Evolution only needs to preserve whatever works.</w:t>
+      </w:r>
+      <w:r>
+        <w:br/>
+        <w:br/>
+        <w:t>They pass that captured energy through a chain of molecular structures.</w:t>
+      </w:r>
+      <w:r>
+        <w:br/>
+        <w:br/>
+        <w:t>Eventually they use the energy to build sugars and fuel the rest of the plant.</w:t>
+      </w:r>
+      <w:r>
+        <w:br/>
+        <w:br/>
+        <w:t>Some of those in-between handoff steps may involve quantum coherence and quantum motion.</w:t>
+      </w:r>
+      <w:r>
+        <w:br/>
+        <w:br/>
+        <w:t>The point is not that a leaf is quietly running a quantum calculation.</w:t>
+      </w:r>
+      <w:r>
+        <w:br/>
+        <w:br/>
+        <w:t>It is that quantum effects may change how efficiently light energy moves through the plant's solar-collecting machinery.</w:t>
+      </w:r>
+      <w:r>
+        <w:br/>
+        <w:br/>
+        <w:t>Nature never needed to understand quantum mechanics.</w:t>
+      </w:r>
+      <w:r>
+        <w:br/>
+        <w:br/>
+        <w:t>Evolution only needed to keep whatever happened to work.</w:t>
       </w:r>
     </w:p>
     <w:p>
@@ -393,22 +585,41 @@
         <w:jc w:val="center"/>
       </w:pPr>
       <w:r>
-        <w:t>A quantum system can exist in a coherent combination of possible states.</w:t>
-        <w:br/>
-        <w:br/>
-        <w:t>Coherence allows quantum amplitudes to interfere.</w:t>
-        <w:br/>
-        <w:br/>
-        <w:t>In photosynthetic complexes, experiments have found signatures consistent with quantum-coherent dynamics on relevant timescales.</w:t>
-        <w:br/>
-        <w:br/>
-        <w:t>Exactly how functionally important the coherence is under natural biological conditions remains an area of active investigation.</w:t>
-        <w:br/>
-        <w:br/>
-        <w:t>That distinction is worth remembering.</w:t>
-        <w:br/>
-        <w:br/>
-        <w:t>Seeing a quantum effect is not automatically the same as proving that evolution selected it for a particular biological purpose.</w:t>
+        <w:t xml:space="preserve">A quantum system can exist in several possible states at once, something physicists call a </w:t>
+      </w:r>
+      <w:r>
+        <w:rPr>
+          <w:b/>
+        </w:rPr>
+        <w:t>superposition</w:t>
+      </w:r>
+      <w:r>
+        <w:t>.</w:t>
+      </w:r>
+      <w:r>
+        <w:br/>
+        <w:br/>
+        <w:t>Coherence is what lets those different possibilities stay “in step” with each other, long enough to interfere.</w:t>
+      </w:r>
+      <w:r>
+        <w:br/>
+        <w:br/>
+        <w:t>Interference boosts some outcomes and cancels out others.</w:t>
+      </w:r>
+      <w:r>
+        <w:br/>
+        <w:br/>
+        <w:t>Inside photosynthetic complexes, the molecular machinery that captures light, experiments have found signals consistent with this in-step behavior.</w:t>
+      </w:r>
+      <w:r>
+        <w:br/>
+        <w:br/>
+        <w:t>How much that coherence matters under everyday biological conditions is still being worked out.</w:t>
+      </w:r>
+      <w:r>
+        <w:br/>
+        <w:br/>
+        <w:t>Seeing a quantum effect somewhere doesn't prove evolution chose it on purpose for a specific job.</w:t>
       </w:r>
     </w:p>
     <w:p>
@@ -427,16 +638,36 @@
         <w:jc w:val="center"/>
       </w:pPr>
       <w:r>
-        <w:t>Now things get wonderfully weird.</w:t>
-        <w:br/>
-        <w:br/>
-        <w:t>Some birds can sense Earth's magnetic field.</w:t>
-        <w:br/>
-        <w:br/>
-        <w:t>One leading explanation involves light-sensitive proteins called cryptochromes and pairs of molecules whose electron spins can become correlated.</w:t>
-        <w:br/>
-        <w:br/>
-        <w:t xml:space="preserve">These are called </w:t>
+        <w:t>Some birds can sense the Earth's magnetic field.</w:t>
+      </w:r>
+      <w:r>
+        <w:br/>
+        <w:br/>
+        <w:t xml:space="preserve">One leading explanation involves light-sensitive proteins in the eye called </w:t>
+      </w:r>
+      <w:r>
+        <w:rPr>
+          <w:b/>
+        </w:rPr>
+        <w:t>cryptochromes</w:t>
+      </w:r>
+      <w:r>
+        <w:t>.</w:t>
+      </w:r>
+      <w:r>
+        <w:br/>
+        <w:br/>
+        <w:t>Inside them, a chemical reaction can create two linked molecules.</w:t>
+      </w:r>
+      <w:r>
+        <w:br/>
+        <w:br/>
+        <w:t>Each one carries an electron spin, a tiny quantum property a bit like a microscopic compass needle.</w:t>
+      </w:r>
+      <w:r>
+        <w:br/>
+        <w:br/>
+        <w:t xml:space="preserve">These two linked partners are called </w:t>
       </w:r>
       <w:r>
         <w:rPr>
@@ -446,18 +677,21 @@
       </w:r>
       <w:r>
         <w:t>.</w:t>
-        <w:br/>
-        <w:br/>
-        <w:t>The Earth's magnetic field can influence the spin dynamics of the pair.</w:t>
-        <w:br/>
-        <w:br/>
-        <w:t>That chemical difference can potentially affect the signals reaching the bird's nervous system.</w:t>
-        <w:br/>
-        <w:br/>
-        <w:t>In other words:</w:t>
-        <w:br/>
-        <w:br/>
-        <w:t>The bird may be using quantum spin chemistry as a compass.</w:t>
+      </w:r>
+      <w:r>
+        <w:br/>
+        <w:br/>
+        <w:t>The Earth's magnetic field can nudge how those two linked spins behave over time.</w:t>
+      </w:r>
+      <w:r>
+        <w:br/>
+        <w:br/>
+        <w:t>That nudge can change the pair's chemical outcome, which can then reach the bird's nervous system.</w:t>
+      </w:r>
+      <w:r>
+        <w:br/>
+        <w:br/>
+        <w:t>The bird may be using quantum spin chemistry as a built-in compass.</w:t>
       </w:r>
     </w:p>
     <w:p>
@@ -476,28 +710,47 @@
         <w:jc w:val="center"/>
       </w:pPr>
       <w:r>
-        <w:t>Imagine a bird flying thousands of miles.</w:t>
+        <w:t>Picture a bird flying thousands of miles to a place it has never seen.</w:t>
+      </w:r>
+      <w:r>
         <w:br/>
         <w:br/>
         <w:t>There is no road.</w:t>
+      </w:r>
+      <w:r>
         <w:br/>
         <w:br/>
         <w:t>No sign.</w:t>
-        <w:br/>
-        <w:br/>
-        <w:t>No GPS satellite required.</w:t>
-        <w:br/>
-        <w:br/>
-        <w:t>Yet the bird can maintain a directional sense.</w:t>
-        <w:br/>
-        <w:br/>
-        <w:t>The radical-pair hypothesis suggests that light triggers chemical reactions in the eye, creating spin-correlated radical pairs whose evolution depends on the Earth's magnetic field.</w:t>
-        <w:br/>
-        <w:br/>
-        <w:t>The result could provide directional information.</w:t>
-        <w:br/>
-        <w:br/>
-        <w:t>This is one of the most beautiful examples of a possible bridge from quantum physics to animal behavior.</w:t>
+      </w:r>
+      <w:r>
+        <w:br/>
+        <w:br/>
+        <w:t>No satellite telling it where to turn.</w:t>
+      </w:r>
+      <w:r>
+        <w:br/>
+        <w:br/>
+        <w:t>And yet the bird holds a steady sense of direction the whole way.</w:t>
+      </w:r>
+      <w:r>
+        <w:br/>
+        <w:br/>
+        <w:t>The radical-pair hypothesis says light hitting the eye triggers a chemical reaction.</w:t>
+      </w:r>
+      <w:r>
+        <w:br/>
+        <w:br/>
+        <w:t>That reaction creates those linked radical pairs.</w:t>
+      </w:r>
+      <w:r>
+        <w:br/>
+        <w:br/>
+        <w:t>The result could hand the bird real directional information.</w:t>
+      </w:r>
+      <w:r>
+        <w:br/>
+        <w:br/>
+        <w:t>This is one of the most beautiful bridges from quantum physics to animal behavior.</w:t>
       </w:r>
     </w:p>
     <w:p>
@@ -516,25 +769,32 @@
         <w:jc w:val="center"/>
       </w:pPr>
       <w:r>
-        <w:t>That phrase is tempting.</w:t>
+        <w:t>That phrase is tempting to reach for.</w:t>
+      </w:r>
+      <w:r>
         <w:br/>
         <w:br/>
         <w:t>It is also misleading.</w:t>
-        <w:br/>
-        <w:br/>
-        <w:t>A biological system can exploit a quantum effect without functioning like a programmable quantum computer.</w:t>
-        <w:br/>
-        <w:br/>
-        <w:t>The distinction is crucial.</w:t>
-        <w:br/>
-        <w:br/>
-        <w:t>A compass needle does not need to perform Shor's algorithm.</w:t>
-        <w:br/>
-        <w:br/>
-        <w:t>A bird does not need a quantum processor in its skull.</w:t>
-        <w:br/>
-        <w:br/>
-        <w:t>Evolution can exploit one useful quantum property—such as spin-dependent chemistry—without turning the organism into a quantum information laboratory.</w:t>
+      </w:r>
+      <w:r>
+        <w:br/>
+        <w:br/>
+        <w:t>A living system can use a quantum effect without acting anything like a programmable quantum computer.</w:t>
+      </w:r>
+      <w:r>
+        <w:br/>
+        <w:br/>
+        <w:t>A compass needle does not need to run the elaborate calculations that make quantum computers special.</w:t>
+      </w:r>
+      <w:r>
+        <w:br/>
+        <w:br/>
+        <w:t>A bird does not need a quantum processor tucked inside its skull.</w:t>
+      </w:r>
+      <w:r>
+        <w:br/>
+        <w:br/>
+        <w:t>Evolution can borrow one useful quantum trick, spin-dependent chemistry, without turning the whole animal into a quantum computing lab.</w:t>
       </w:r>
     </w:p>
     <w:p>
@@ -554,24 +814,43 @@
       </w:pPr>
       <w:r>
         <w:t>Smell seems like it should be simple.</w:t>
-        <w:br/>
-        <w:br/>
-        <w:t>A molecule enters your nose.</w:t>
-        <w:br/>
-        <w:br/>
-        <w:t>Receptors respond.</w:t>
-        <w:br/>
-        <w:br/>
-        <w:t>Your brain says:</w:t>
-        <w:br/>
-        <w:br/>
-        <w:t>“Coffee.”</w:t>
-        <w:br/>
-        <w:br/>
-        <w:t>But how do receptors distinguish molecules that have very similar shapes?</w:t>
-        <w:br/>
-        <w:br/>
-        <w:t>One controversial hypothesis suggests that some olfactory receptors may respond not only to molecular shape but also to molecular vibrations, with quantum tunneling playing a role in the process.</w:t>
+      </w:r>
+      <w:r>
+        <w:br/>
+        <w:br/>
+        <w:t>A molecule floats into your nose.</w:t>
+      </w:r>
+      <w:r>
+        <w:br/>
+        <w:br/>
+        <w:t>Receptors there respond to it.</w:t>
+      </w:r>
+      <w:r>
+        <w:br/>
+        <w:br/>
+        <w:t>Your brain announces the result: “Coffee.”</w:t>
+      </w:r>
+      <w:r>
+        <w:br/>
+        <w:br/>
+        <w:t>But how do those receptors tell apart molecules that have almost identical shapes?</w:t>
+      </w:r>
+      <w:r>
+        <w:br/>
+        <w:br/>
+        <w:t>One controversial idea suggests something different.</w:t>
+      </w:r>
+      <w:r>
+        <w:br/>
+        <w:br/>
+        <w:t>Maybe some smell receptors respond not just to a molecule's shape, but also to how its atoms vibrate.</w:t>
+      </w:r>
+      <w:r>
+        <w:br/>
+        <w:br/>
+        <w:t>Quantum tunneling might even help sense that vibration.</w:t>
+      </w:r>
+      <w:r>
         <w:br/>
         <w:br/>
         <w:t xml:space="preserve">This is known as the </w:t>
@@ -580,16 +859,15 @@
         <w:rPr>
           <w:b/>
         </w:rPr>
-        <w:t>vibration theory of olfaction</w:t>
+        <w:t>vibrational theory of smell</w:t>
       </w:r>
       <w:r>
         <w:t>.</w:t>
-        <w:br/>
-        <w:br/>
-        <w:t>It is fascinating.</w:t>
-        <w:br/>
-        <w:br/>
-        <w:t>It is also much less firmly established than some of the other examples in quantum biology.</w:t>
+      </w:r>
+      <w:r>
+        <w:br/>
+        <w:br/>
+        <w:t>It is a fascinating idea, but far less solidly established than several other examples in this chapter.</w:t>
       </w:r>
     </w:p>
     <w:p>
@@ -608,41 +886,52 @@
         <w:jc w:val="center"/>
       </w:pPr>
       <w:r>
-        <w:t>This is one of the most important rules of this book.</w:t>
-        <w:br/>
-        <w:br/>
-        <w:t>Finding quantum mechanics somewhere in a biological system does not prove that biology is exploiting it.</w:t>
-        <w:br/>
-        <w:br/>
-        <w:t>Everything is quantum mechanically fundamental.</w:t>
+        <w:t>Here is one of the most important rules in this whole book.</w:t>
+      </w:r>
+      <w:r>
+        <w:br/>
+        <w:br/>
+        <w:t>Finding quantum mechanics somewhere inside a living thing does not prove that biology is using it.</w:t>
+      </w:r>
+      <w:r>
+        <w:br/>
+        <w:br/>
+        <w:t>Everything, at bottom, is quantum mechanical.</w:t>
+      </w:r>
+      <w:r>
         <w:br/>
         <w:br/>
         <w:t>Atoms are quantum.</w:t>
+      </w:r>
+      <w:r>
         <w:br/>
         <w:br/>
         <w:t>Molecules are quantum.</w:t>
-        <w:br/>
-        <w:br/>
-        <w:t>Chemistry is quantum.</w:t>
-        <w:br/>
-        <w:br/>
-        <w:t>So saying “biology is quantum” proves almost nothing.</w:t>
-        <w:br/>
-        <w:br/>
-        <w:t>The interesting question is narrower:</w:t>
-        <w:br/>
-        <w:br/>
-      </w:r>
-      <w:r>
-        <w:rPr>
-          <w:b/>
-        </w:rPr>
-        <w:t>Does a specifically quantum effect measurably change a biological function in a way that classical physics cannot adequately explain?</w:t>
-      </w:r>
-      <w:r>
-        <w:br/>
-        <w:br/>
-        <w:t>That is the standard we should keep.</w:t>
+      </w:r>
+      <w:r>
+        <w:br/>
+        <w:br/>
+        <w:t>Chemistry itself is quantum.</w:t>
+      </w:r>
+      <w:r>
+        <w:br/>
+        <w:br/>
+        <w:t>So simply saying “biology is quantum” proves almost nothing.</w:t>
+      </w:r>
+      <w:r>
+        <w:br/>
+        <w:br/>
+        <w:t>The real question is narrower and harder.</w:t>
+      </w:r>
+      <w:r>
+        <w:br/>
+        <w:br/>
+        <w:t>Is this particular quantum effect doing a specific job that evolution actually selected for?</w:t>
+      </w:r>
+      <w:r>
+        <w:br/>
+        <w:br/>
+        <w:t>That is the standard this chapter tries to hold itself to.</w:t>
       </w:r>
     </w:p>
     <w:p>
@@ -661,28 +950,42 @@
         <w:jc w:val="center"/>
       </w:pPr>
       <w:r>
-        <w:t>There is an obvious objection.</w:t>
+        <w:t>Here is an obvious objection.</w:t>
+      </w:r>
+      <w:r>
         <w:br/>
         <w:br/>
         <w:t>Chemistry is already quantum mechanical.</w:t>
+      </w:r>
+      <w:r>
         <w:br/>
         <w:br/>
         <w:t>So why do we need a separate field called quantum biology?</w:t>
+      </w:r>
+      <w:r>
         <w:br/>
         <w:br/>
         <w:t>Because the question changes.</w:t>
-        <w:br/>
-        <w:br/>
-        <w:t>Quantum chemistry asks how quantum mechanics explains molecular structure and reactions.</w:t>
-        <w:br/>
-        <w:br/>
-        <w:t>Quantum biology asks whether particular quantum phenomena are functionally important in living systems.</w:t>
-        <w:br/>
-        <w:br/>
-        <w:t>That is a much more demanding claim.</w:t>
-        <w:br/>
-        <w:br/>
-        <w:t>The interesting cases are those where quantum behavior survives the biological environment and influences something the organism actually does.</w:t>
+      </w:r>
+      <w:r>
+        <w:br/>
+        <w:br/>
+        <w:t>Quantum chemistry asks how quantum mechanics explains the shape of molecules and how they react.</w:t>
+      </w:r>
+      <w:r>
+        <w:br/>
+        <w:br/>
+        <w:t>Quantum biology asks something bolder: are these quantum effects actually doing a job the organism needs?</w:t>
+      </w:r>
+      <w:r>
+        <w:br/>
+        <w:br/>
+        <w:t>That is a much bigger claim to prove.</w:t>
+      </w:r>
+      <w:r>
+        <w:br/>
+        <w:br/>
+        <w:t>The interesting cases are the ones where a quantum effect survives a living cell's chaos and changes something the organism does.</w:t>
       </w:r>
     </w:p>
     <w:p>
@@ -701,31 +1004,47 @@
         <w:jc w:val="center"/>
       </w:pPr>
       <w:r>
-        <w:t>A living system does not have to preserve a giant quantum superposition of an entire organism.</w:t>
-        <w:br/>
-        <w:br/>
-        <w:t>That would be spectacularly difficult.</w:t>
-        <w:br/>
-        <w:br/>
-        <w:t>Instead, evolution may exploit tiny quantum effects locally.</w:t>
+        <w:t>A living thing does not need to keep its entire body in one giant quantum superposition.</w:t>
+      </w:r>
+      <w:r>
+        <w:br/>
+        <w:br/>
+        <w:t>That would be spectacularly difficult, maybe impossible.</w:t>
+      </w:r>
+      <w:r>
+        <w:br/>
+        <w:br/>
+        <w:t>Instead, evolution may exploit tiny quantum effects locally, one small event at a time.</w:t>
+      </w:r>
+      <w:r>
         <w:br/>
         <w:br/>
         <w:t>A proton tunnels.</w:t>
-        <w:br/>
-        <w:br/>
-        <w:t>An electron spin changes.</w:t>
-        <w:br/>
-        <w:br/>
-        <w:t>A molecular excitation remains coherent for a short time.</w:t>
-        <w:br/>
-        <w:br/>
-        <w:t>A chemical reaction takes a slightly different path.</w:t>
-        <w:br/>
-        <w:br/>
-        <w:t>That tiny difference can alter the next biochemical step.</w:t>
-        <w:br/>
-        <w:br/>
-        <w:t>Biology is excellent at amplifying small molecular effects into large functional outcomes.</w:t>
+      </w:r>
+      <w:r>
+        <w:br/>
+        <w:br/>
+        <w:t>An electron's spin shifts.</w:t>
+      </w:r>
+      <w:r>
+        <w:br/>
+        <w:br/>
+        <w:t>A molecular excitation stays coherent for a brief moment.</w:t>
+      </w:r>
+      <w:r>
+        <w:br/>
+        <w:br/>
+        <w:t>A chemical reaction takes a slightly different path than expected.</w:t>
+      </w:r>
+      <w:r>
+        <w:br/>
+        <w:br/>
+        <w:t>That tiny difference can change the very next biochemical step.</w:t>
+      </w:r>
+      <w:r>
+        <w:br/>
+        <w:br/>
+        <w:t>And biology is remarkably good at amplifying small effects into large, visible outcomes.</w:t>
       </w:r>
     </w:p>
     <w:p>
@@ -744,28 +1063,32 @@
         <w:jc w:val="center"/>
       </w:pPr>
       <w:r>
-        <w:t>Natural selection has no preference for classical explanations.</w:t>
-        <w:br/>
-        <w:br/>
-        <w:t>If a molecule happens to work better because of quantum tunneling, organisms carrying that molecular arrangement may reproduce more successfully.</w:t>
-        <w:br/>
-        <w:br/>
-        <w:t>If a quantum spin effect improves navigation, selection can preserve it.</w:t>
-        <w:br/>
-        <w:br/>
-        <w:t>If a photosynthetic complex transfers energy more efficiently because of its quantum dynamics, that advantage can persist.</w:t>
-        <w:br/>
-        <w:br/>
-        <w:t>Evolution does not ask:</w:t>
-        <w:br/>
-        <w:br/>
-        <w:t>“Is this quantum?”</w:t>
-        <w:br/>
-        <w:br/>
-        <w:t>It asks:</w:t>
-        <w:br/>
-        <w:br/>
-        <w:t>“Does it work?”</w:t>
+        <w:t>Natural selection has no particular fondness for tidy, classical explanations.</w:t>
+      </w:r>
+      <w:r>
+        <w:br/>
+        <w:br/>
+        <w:t>If a molecule works better because of quantum tunneling, organisms carrying that molecule can simply reproduce more successfully.</w:t>
+      </w:r>
+      <w:r>
+        <w:br/>
+        <w:br/>
+        <w:t>If a quantum spin effect improves a bird's navigation, selection can preserve it without anyone designing it on purpose.</w:t>
+      </w:r>
+      <w:r>
+        <w:br/>
+        <w:br/>
+        <w:t>If a photosynthetic complex moves energy more efficiently because of its quantum behavior, that advantage can stick around too.</w:t>
+      </w:r>
+      <w:r>
+        <w:br/>
+        <w:br/>
+        <w:t>Evolution never stops to ask, “Is this quantum?”</w:t>
+      </w:r>
+      <w:r>
+        <w:br/>
+        <w:br/>
+        <w:t>It only ever asks one question: “Does it work?”</w:t>
       </w:r>
     </w:p>
     <w:p>
@@ -784,28 +1107,47 @@
         <w:jc w:val="center"/>
       </w:pPr>
       <w:r>
-        <w:t>Now we reach the really big question.</w:t>
-        <w:br/>
-        <w:br/>
-        <w:t>Maybe quantum mechanics did not merely become useful after life appeared.</w:t>
-        <w:br/>
-        <w:br/>
-        <w:t>Maybe quantum processes helped make the first chemistry capable of becoming life.</w:t>
-        <w:br/>
-        <w:br/>
-        <w:t>This is far more speculative.</w:t>
-        <w:br/>
-        <w:br/>
-        <w:t>The origin of life involves chemistry, self-replication, information, compartmentalization, energy flows, and evolutionary selection.</w:t>
-        <w:br/>
-        <w:br/>
-        <w:t>There is no single established quantum theory of abiogenesis.</w:t>
-        <w:br/>
-        <w:br/>
-        <w:t>But quantum mechanics necessarily governs the molecules involved.</w:t>
-        <w:br/>
-        <w:br/>
-        <w:t>The interesting question is whether some specifically quantum effect was not merely present, but crucial.</w:t>
+        <w:t>Now for the biggest question here.</w:t>
+      </w:r>
+      <w:r>
+        <w:br/>
+        <w:br/>
+        <w:t>Maybe quantum mechanics did not just become handy after life appeared.</w:t>
+      </w:r>
+      <w:r>
+        <w:br/>
+        <w:br/>
+        <w:t>Maybe it helped build the first chemistry capable of becoming alive.</w:t>
+      </w:r>
+      <w:r>
+        <w:br/>
+        <w:br/>
+        <w:t>This idea is more speculative than anything else here.</w:t>
+      </w:r>
+      <w:r>
+        <w:br/>
+        <w:br/>
+        <w:t>The origin of life involves chemistry, self-copying, information, tiny enclosed compartments, energy flow, and evolutionary selection: a lot of moving parts.</w:t>
+      </w:r>
+      <w:r>
+        <w:br/>
+        <w:br/>
+        <w:t>Chapter 3 walked through several ways this could have started.</w:t>
+      </w:r>
+      <w:r>
+        <w:br/>
+        <w:br/>
+        <w:t>There is no single accepted quantum theory of how life began.</w:t>
+      </w:r>
+      <w:r>
+        <w:br/>
+        <w:br/>
+        <w:t>But quantum mechanics still governs every molecule involved.</w:t>
+      </w:r>
+      <w:r>
+        <w:br/>
+        <w:br/>
+        <w:t>The open question is whether one specific quantum effect was not just present, but essential.</w:t>
       </w:r>
     </w:p>
     <w:p>
@@ -824,31 +1166,42 @@
         <w:jc w:val="center"/>
       </w:pPr>
       <w:r>
-        <w:t>Imagine a chemical system that makes copies of itself.</w:t>
-        <w:br/>
-        <w:br/>
-        <w:t>Once copying exists, variation becomes important.</w:t>
-        <w:br/>
-        <w:br/>
-        <w:t>Once variation exists, selection can begin.</w:t>
-        <w:br/>
-        <w:br/>
-        <w:t>Now we have the beginnings of evolution.</w:t>
-        <w:br/>
-        <w:br/>
-        <w:t>But how did the first reliable self-replicating chemistry arise?</w:t>
-        <w:br/>
-        <w:br/>
-        <w:t>Quantum mechanics determines the behavior of the atoms and molecules.</w:t>
-        <w:br/>
-        <w:br/>
-        <w:t>Could tunneling, electron transfer, proton transfer, or other quantum phenomena have helped create reaction networks capable of self-replication?</w:t>
+        <w:t>Picture a chemical system that can make copies of itself.</w:t>
+      </w:r>
+      <w:r>
+        <w:br/>
+        <w:br/>
+        <w:t>Once copying exists, small differences between copies start to matter.</w:t>
+      </w:r>
+      <w:r>
+        <w:br/>
+        <w:br/>
+        <w:t>Once those differences exist, selection can act on them, and evolution begins.</w:t>
+      </w:r>
+      <w:r>
+        <w:br/>
+        <w:br/>
+        <w:t>But how did the first reliable, self-copying chemistry ever get started?</w:t>
+      </w:r>
+      <w:r>
+        <w:br/>
+        <w:br/>
+        <w:t>Quantum mechanics governs how every atom and molecule involved behaves.</w:t>
+      </w:r>
+      <w:r>
+        <w:br/>
+        <w:br/>
+        <w:t>Could tunneling, electron movement, or some other quantum trick have helped build the first reaction networks able to copy themselves?</w:t>
+      </w:r>
+      <w:r>
         <w:br/>
         <w:br/>
         <w:t>Possibly.</w:t>
-        <w:br/>
-        <w:br/>
-        <w:t>But at present, that is a research question rather than a solved problem.</w:t>
+      </w:r>
+      <w:r>
+        <w:br/>
+        <w:br/>
+        <w:t>Right now, that is still an open research question, not a solved problem.</w:t>
       </w:r>
     </w:p>
     <w:p>
@@ -868,33 +1221,41 @@
       </w:pPr>
       <w:r>
         <w:t>Life is not merely chemistry.</w:t>
-        <w:br/>
-        <w:br/>
-        <w:t>It is chemistry organized around information.</w:t>
-        <w:br/>
-        <w:br/>
-        <w:t>DNA stores information.</w:t>
-        <w:br/>
-        <w:br/>
-        <w:t>RNA can store information and perform catalytic functions.</w:t>
-        <w:br/>
-        <w:br/>
-        <w:t>Proteins implement chemical functions.</w:t>
-        <w:br/>
-        <w:br/>
-        <w:t>Cells preserve, copy, and regulate information.</w:t>
-        <w:br/>
-        <w:br/>
-        <w:t>Quantum mechanics sits underneath all of this.</w:t>
-        <w:br/>
-        <w:br/>
-        <w:t>But there is a deeper question:</w:t>
-        <w:br/>
-        <w:br/>
-        <w:t>Could quantum information itself have played a role in the emergence of biological information?</w:t>
-        <w:br/>
-        <w:br/>
-        <w:t>That question is intriguing enough to keep researchers busy for a long time.</w:t>
+      </w:r>
+      <w:r>
+        <w:br/>
+        <w:br/>
+        <w:t>It is chemistry organized around information: instructions that get followed, copied, and passed on.</w:t>
+      </w:r>
+      <w:r>
+        <w:br/>
+        <w:br/>
+        <w:t>DNA stores that information.</w:t>
+      </w:r>
+      <w:r>
+        <w:br/>
+        <w:br/>
+        <w:t>RNA can store information and, in some cases, act like an enzyme itself.</w:t>
+      </w:r>
+      <w:r>
+        <w:br/>
+        <w:br/>
+        <w:t>Proteins carry out the chemical work those instructions call for, and cells preserve, copy, and manage all of it over time.</w:t>
+      </w:r>
+      <w:r>
+        <w:br/>
+        <w:br/>
+        <w:t>Quantum mechanics sits underneath every part of this.</w:t>
+      </w:r>
+      <w:r>
+        <w:br/>
+        <w:br/>
+        <w:t>But here is a deeper question: could quantum information itself have played a role in how biological information first got going?</w:t>
+      </w:r>
+      <w:r>
+        <w:br/>
+        <w:br/>
+        <w:t>That question alone could keep researchers busy for a very long time.</w:t>
       </w:r>
     </w:p>
     <w:p>
@@ -913,22 +1274,37 @@
         <w:jc w:val="center"/>
       </w:pPr>
       <w:r>
-        <w:t>The biological environment destroys many forms of quantum coherence.</w:t>
-        <w:br/>
-        <w:br/>
-        <w:t>But that does not mean every quantum effect is useless.</w:t>
-        <w:br/>
-        <w:br/>
-        <w:t>Sometimes a noisy environment can help a system move energy through a complicated molecular landscape.</w:t>
-        <w:br/>
-        <w:br/>
-        <w:t>Sometimes thermal fluctuations assist chemical reactions.</w:t>
-        <w:br/>
-        <w:br/>
-        <w:t>Sometimes the environment determines which quantum states matter.</w:t>
-        <w:br/>
-        <w:br/>
-        <w:t>The relationship between quantum coherence, noise, and biological function can therefore be subtler than “quantum good, environment bad.”</w:t>
+        <w:t>A cell's warm, wet, jostling environment destroys many kinds of quantum coherence.</w:t>
+      </w:r>
+      <w:r>
+        <w:br/>
+        <w:br/>
+        <w:t>But that does not mean every quantum effect inside a cell is useless.</w:t>
+      </w:r>
+      <w:r>
+        <w:br/>
+        <w:br/>
+        <w:t>Sometimes a noisy environment helps a system move energy efficiently through a complicated molecular landscape.</w:t>
+      </w:r>
+      <w:r>
+        <w:br/>
+        <w:br/>
+        <w:t>Sometimes ordinary heat-driven jostling assists a chemical reaction rather than ruining it.</w:t>
+      </w:r>
+      <w:r>
+        <w:br/>
+        <w:br/>
+        <w:t>Sometimes the environment itself decides which quantum states end up mattering most.</w:t>
+      </w:r>
+      <w:r>
+        <w:br/>
+        <w:br/>
+        <w:t>So the relationship between quantum coherence, noise, and what a cell does is subtler than you might expect.</w:t>
+      </w:r>
+      <w:r>
+        <w:br/>
+        <w:br/>
+        <w:t>It is not simply a case of quantum good, environment bad.</w:t>
       </w:r>
     </w:p>
     <w:p>
@@ -948,30 +1324,46 @@
       </w:pPr>
       <w:r>
         <w:t>This is where experimental science earns its keep.</w:t>
-        <w:br/>
-        <w:br/>
-        <w:t>A beautiful theoretical mechanism is not enough.</w:t>
-        <w:br/>
-        <w:br/>
-        <w:t>We need measurements.</w:t>
-        <w:br/>
-        <w:br/>
-        <w:t>We need controls.</w:t>
-        <w:br/>
-        <w:br/>
-        <w:t>We need alternative classical explanations ruled out.</w:t>
-        <w:br/>
-        <w:br/>
-        <w:t>We need experiments under biologically relevant conditions.</w:t>
-        <w:br/>
-        <w:br/>
-        <w:t>We need to know whether the quantum effect is large enough and long-lived enough to matter.</w:t>
-        <w:br/>
-        <w:br/>
-        <w:t>And ideally we need to know whether changing that quantum effect changes the biological outcome.</w:t>
-        <w:br/>
-        <w:br/>
-        <w:t>That is how quantum biology becomes biology rather than quantum-flavored storytelling.</w:t>
+      </w:r>
+      <w:r>
+        <w:br/>
+        <w:br/>
+        <w:t>A beautiful theoretical mechanism is never enough on its own.</w:t>
+      </w:r>
+      <w:r>
+        <w:br/>
+        <w:br/>
+        <w:t>Scientists need real measurements.</w:t>
+      </w:r>
+      <w:r>
+        <w:br/>
+        <w:br/>
+        <w:t>They need careful controls.</w:t>
+      </w:r>
+      <w:r>
+        <w:br/>
+        <w:br/>
+        <w:t>They need to rule out ordinary, non-quantum explanations first.</w:t>
+      </w:r>
+      <w:r>
+        <w:br/>
+        <w:br/>
+        <w:t>They need experiments run under conditions that resemble a living cell.</w:t>
+      </w:r>
+      <w:r>
+        <w:br/>
+        <w:br/>
+        <w:t>They need to know whether the quantum effect is big enough, and lasts long enough, to matter.</w:t>
+      </w:r>
+      <w:r>
+        <w:br/>
+        <w:br/>
+        <w:t>And ideally, they need to show that changing the effect changes the biological outcome.</w:t>
+      </w:r>
+      <w:r>
+        <w:br/>
+        <w:br/>
+        <w:t>That is how quantum biology turns into real biology, instead of quantum-flavored storytelling.</w:t>
       </w:r>
     </w:p>
     <w:p>
@@ -990,31 +1382,56 @@
         <w:jc w:val="center"/>
       </w:pPr>
       <w:r>
-        <w:t>The great strength of *Life on the Edge* is the question it encourages us to ask.</w:t>
-        <w:br/>
-        <w:br/>
-        <w:t>Physics and biology are not separate universes.</w:t>
-        <w:br/>
-        <w:br/>
-        <w:t>Biology is matter.</w:t>
-        <w:br/>
-        <w:br/>
-        <w:t>Matter is quantum.</w:t>
-        <w:br/>
-        <w:br/>
-        <w:t>The interesting frontier is discovering where biology does something that specifically depends on quantum behavior.</w:t>
-        <w:br/>
-        <w:br/>
-        <w:t>That is a genuinely exciting research program.</w:t>
-        <w:br/>
-        <w:br/>
-        <w:t>And it has a wonderful implication:</w:t>
-        <w:br/>
-        <w:br/>
-        <w:t>The weirdness of quantum mechanics may not be something nature hides from life.</w:t>
-        <w:br/>
-        <w:br/>
-        <w:t>Life may have learned to use it.</w:t>
+        <w:t xml:space="preserve">The great strength of </w:t>
+      </w:r>
+      <w:r>
+        <w:rPr>
+          <w:i/>
+        </w:rPr>
+        <w:t>Life on the Edge</w:t>
+      </w:r>
+      <w:r>
+        <w:t xml:space="preserve"> is the question it pushes readers to ask.</w:t>
+      </w:r>
+      <w:r>
+        <w:br/>
+        <w:br/>
+        <w:t>Physics and biology are not separate universes running on separate rules.</w:t>
+      </w:r>
+      <w:r>
+        <w:br/>
+        <w:br/>
+        <w:t>Biology is made of matter.</w:t>
+      </w:r>
+      <w:r>
+        <w:br/>
+        <w:br/>
+        <w:t>Matter, at bottom, is quantum.</w:t>
+      </w:r>
+      <w:r>
+        <w:br/>
+        <w:br/>
+        <w:t>The exciting frontier is finding exactly where biology does something that specifically depends on quantum behavior.</w:t>
+      </w:r>
+      <w:r>
+        <w:br/>
+        <w:br/>
+        <w:t>That's different from just being made of quantum stuff by default.</w:t>
+      </w:r>
+      <w:r>
+        <w:br/>
+        <w:br/>
+        <w:t>That is an exciting research program, with a wonderful implication.</w:t>
+      </w:r>
+      <w:r>
+        <w:br/>
+        <w:br/>
+        <w:t>The weirdness of quantum mechanics may not be something nature carefully hides from living things.</w:t>
+      </w:r>
+      <w:r>
+        <w:br/>
+        <w:br/>
+        <w:t>Life may have simply learned to use it.</w:t>
       </w:r>
     </w:p>
     <w:p>
@@ -1033,39 +1450,42 @@
         <w:jc w:val="center"/>
       </w:pPr>
       <w:r>
-        <w:t>We should nevertheless resist the temptation to turn every mystery of life into quantum magic.</w:t>
+        <w:t>Even so, resist the temptation to turn every mystery of life into quantum magic.</w:t>
+      </w:r>
+      <w:r>
         <w:br/>
         <w:br/>
         <w:t>Quantum biology is a real scientific field.</w:t>
-        <w:br/>
-        <w:br/>
-        <w:t>Some quantum effects in biological systems are well established.</w:t>
-        <w:br/>
-        <w:br/>
-        <w:t>Others are plausible and actively investigated.</w:t>
-        <w:br/>
-        <w:br/>
-        <w:t>Some popular claims are controversial.</w:t>
-        <w:br/>
-        <w:br/>
-        <w:t>And the origin of life remains unsolved.</w:t>
-        <w:br/>
-        <w:br/>
-        <w:t>So the right conclusion is not:</w:t>
-        <w:br/>
-        <w:br/>
-        <w:t>“Quantum mechanics explains life.”</w:t>
-        <w:br/>
-        <w:br/>
-        <w:t>The better conclusion is:</w:t>
-        <w:br/>
-        <w:br/>
-      </w:r>
-      <w:r>
-        <w:rPr>
-          <w:b/>
-        </w:rPr>
-        <w:t>“We are discovering that some living systems can exploit quantum effects, and we do not yet know how far that goes.”</w:t>
+      </w:r>
+      <w:r>
+        <w:br/>
+        <w:br/>
+        <w:t>Some quantum effects in living systems, like tunneling inside enzymes, are well established.</w:t>
+      </w:r>
+      <w:r>
+        <w:br/>
+        <w:br/>
+        <w:t>Others, like coherence in photosynthesis and the bird's compass, are plausible and under active investigation.</w:t>
+      </w:r>
+      <w:r>
+        <w:br/>
+        <w:br/>
+        <w:t>Some popular claims go further than the evidence currently supports.</w:t>
+      </w:r>
+      <w:r>
+        <w:br/>
+        <w:br/>
+        <w:t>And the deepest question of all, how life first began, remains unsolved.</w:t>
+      </w:r>
+      <w:r>
+        <w:br/>
+        <w:br/>
+        <w:t>So the right conclusion is not “quantum mechanics explains life.”</w:t>
+      </w:r>
+      <w:r>
+        <w:br/>
+        <w:br/>
+        <w:t>The better, more honest conclusion is this: quantum mechanics may be one more tool evolution found lying around and learned to use.</w:t>
       </w:r>
     </w:p>
     <w:p>
@@ -1084,60 +1504,92 @@
         <w:jc w:val="center"/>
       </w:pPr>
       <w:r>
-        <w:t>A photon arrives.</w:t>
+        <w:t>A photon, a single particle of light, arrives.</w:t>
+      </w:r>
+      <w:r>
         <w:br/>
         <w:br/>
         <w:t>A molecule absorbs it.</w:t>
+      </w:r>
+      <w:r>
         <w:br/>
         <w:br/>
         <w:t>An electron changes state.</w:t>
+      </w:r>
+      <w:r>
         <w:br/>
         <w:br/>
         <w:t>An excitation moves.</w:t>
+      </w:r>
+      <w:r>
         <w:br/>
         <w:br/>
         <w:t>A proton tunnels.</w:t>
+      </w:r>
+      <w:r>
         <w:br/>
         <w:br/>
         <w:t>A chemical bond changes.</w:t>
+      </w:r>
+      <w:r>
         <w:br/>
         <w:br/>
         <w:t>A cell responds.</w:t>
+      </w:r>
+      <w:r>
         <w:br/>
         <w:br/>
         <w:t>A bird changes direction.</w:t>
+      </w:r>
+      <w:r>
         <w:br/>
         <w:br/>
         <w:t>A plant stores energy.</w:t>
+      </w:r>
+      <w:r>
         <w:br/>
         <w:br/>
         <w:t>A mutation appears.</w:t>
-        <w:br/>
-        <w:br/>
-        <w:t>Somewhere in that chain, quantum mechanics may stop being merely the microscopic foundation of chemistry and become part of the biological machinery itself.</w:t>
-        <w:br/>
-        <w:br/>
-        <w:t>That possibility is extraordinary.</w:t>
-        <w:br/>
-        <w:br/>
-        <w:t>It means the boundary between the quantum world and the living world may be much less sharp than we once imagined.</w:t>
-        <w:br/>
-        <w:br/>
-        <w:t>Life may not sit on top of physics like a house built on a foundation.</w:t>
-        <w:br/>
-        <w:br/>
-        <w:t>Life may be one of the astonishing things that physics does when matter becomes sufficiently organized.</w:t>
-        <w:br/>
-        <w:br/>
-        <w:t>And perhaps the deepest lesson of quantum biology is wonderfully simple:</w:t>
-        <w:br/>
-        <w:br/>
-      </w:r>
-      <w:r>
-        <w:rPr>
-          <w:b/>
-        </w:rPr>
-        <w:t>The strange rules of the very small may be helping the living world do the very big.</w:t>
+      </w:r>
+      <w:r>
+        <w:br/>
+        <w:br/>
+        <w:t>Somewhere in that chain, quantum mechanics may stop being just chemistry's hidden foundation.</w:t>
+      </w:r>
+      <w:r>
+        <w:br/>
+        <w:br/>
+        <w:t>It may become part of biology's own machinery.</w:t>
+      </w:r>
+      <w:r>
+        <w:br/>
+        <w:br/>
+        <w:t>It means the boundary between the quantum world and the living world may be less sharp than we thought.</w:t>
+      </w:r>
+      <w:r>
+        <w:br/>
+        <w:br/>
+        <w:t>Life may not simply sit on top of physics, the way a house sits on its foundation.</w:t>
+      </w:r>
+      <w:r>
+        <w:br/>
+        <w:br/>
+        <w:t>Life may be one of the astonishing things physics itself does, once matter gets organized in just the right way.</w:t>
+      </w:r>
+      <w:r>
+        <w:br/>
+        <w:br/>
+        <w:t>And maybe the deepest lesson of quantum biology is wonderfully simple.</w:t>
+      </w:r>
+      <w:r>
+        <w:br/>
+        <w:br/>
+        <w:t>Nature never drew a line between the rules of physics and the rules of life.</w:t>
+      </w:r>
+      <w:r>
+        <w:br/>
+        <w:br/>
+        <w:t>We did.</w:t>
       </w:r>
     </w:p>
     <w:sectPr>
@@ -1577,17 +2029,17 @@
     <w:pPr>
       <w:keepNext/>
       <w:keepLines/>
-      <w:spacing w:before="240" w:after="120"/>
+      <w:spacing w:before="480" w:after="0"/>
       <w:jc w:val="center"/>
       <w:outlineLvl w:val="0"/>
     </w:pPr>
     <w:rPr>
-      <w:rFonts w:asciiTheme="majorHAnsi" w:eastAsiaTheme="majorEastAsia" w:hAnsiTheme="majorHAnsi" w:cstheme="majorBidi" w:ascii="Georgia" w:hAnsi="Georgia"/>
+      <w:rFonts w:ascii="Amazon Ember" w:hAnsi="Amazon Ember" w:cs="Amazon Ember"/>
       <w:b/>
       <w:bCs/>
-      <w:color w:val="365F91" w:themeColor="accent1" w:themeShade="BF"/>
-      <w:sz w:val="30"/>
-      <w:szCs w:val="28"/>
+      <w:color w:val="0000FF"/>
+      <w:sz w:val="36"/>
+      <w:szCs w:val="36"/>
     </w:rPr>
   </w:style>
   <w:style w:type="paragraph" w:styleId="Heading2">
@@ -1872,13 +2324,11 @@
       <w:jc w:val="center"/>
     </w:pPr>
     <w:rPr>
-      <w:rFonts w:asciiTheme="majorHAnsi" w:eastAsiaTheme="majorEastAsia" w:hAnsiTheme="majorHAnsi" w:cstheme="majorBidi" w:ascii="Georgia" w:hAnsi="Georgia"/>
+      <w:rFonts w:ascii="Amazon Ember" w:hAnsi="Amazon Ember" w:cs="Amazon Ember"/>
       <w:b/>
-      <w:color w:val="17365D" w:themeColor="text2" w:themeShade="BF"/>
-      <w:spacing w:val="5"/>
-      <w:kern w:val="28"/>
-      <w:sz w:val="40"/>
-      <w:szCs w:val="52"/>
+      <w:color w:val="0000FF"/>
+      <w:sz w:val="36"/>
+      <w:szCs w:val="36"/>
     </w:rPr>
   </w:style>
   <w:style w:type="character" w:customStyle="1" w:styleId="TitleChar">
